--- a/example_articles/states/Maryland/1.states_Maryland_New_York_Times.docx
+++ b/example_articles/states/Maryland/1.states_Maryland_New_York_Times.docx
@@ -27,17 +27,17 @@
     </w:p>
     <w:p>
       <w:r>
-        <w:t>Source File: NYT/46.DOCX</w:t>
+        <w:t>Source file: NYT/46.DOCX</w:t>
       </w:r>
     </w:p>
     <w:p>
       <w:r>
-        <w:t>Raw locations result: ['Maryland']</w:t>
+        <w:t>Raw locations result, 'locations': ['Maryland']</w:t>
       </w:r>
     </w:p>
     <w:p>
       <w:r>
-        <w:t>states_stand_flat (Standardized): Maryland</w:t>
+        <w:t>Standardized locations result, 'states_stand_flat': Maryland</w:t>
       </w:r>
     </w:p>
     <w:p>

--- a/example_articles/states/Maryland/1.states_Maryland_New_York_Times.docx
+++ b/example_articles/states/Maryland/1.states_Maryland_New_York_Times.docx
@@ -7,7 +7,7 @@
         <w:pStyle w:val="Heading1"/>
       </w:pPr>
       <w:r>
-        <w:t>Talk and More Talk About Nancy (That One!) in Flushing</w:t>
+        <w:t>Alumni of 'Taxi' And 'Piano Lesson' Team Up for 'Roc'</w:t>
       </w:r>
     </w:p>
     <w:p>
@@ -17,17 +17,17 @@
     </w:p>
     <w:p>
       <w:r>
-        <w:t>Date: 1991-04-12</w:t>
+        <w:t>Date: 1991-09-22</w:t>
       </w:r>
     </w:p>
     <w:p>
       <w:r>
-        <w:t>Section: Section B;; Section B; Page 1; Column 2; Metropolitan Desk; Column 2;</w:t>
+        <w:t>Section: Section 2;; Section 2; Page 32; Column 1; Arts &amp; Leisure Desk; Column 1;</w:t>
       </w:r>
     </w:p>
     <w:p>
       <w:r>
-        <w:t>Source file: NYT/46.DOCX</w:t>
+        <w:t>Source file: NYT/38.DOCX</w:t>
       </w:r>
     </w:p>
     <w:p>
@@ -49,83 +49,67 @@
     </w:p>
     <w:p>
       <w:r>
-        <w:t>Perhaps it is only fitting that Nancy Reagan, a woman both admired and scorned for her regal tastes, came from Queens.</w:t>
+        <w:t>On a cavernous Hollywood sound stage, two actors, scripts in hand, run through their lines for their director. Charles Dutton and Ella Joyce are playing a husband and wife holed up in a hotel room for a romantic weekend, and there is some business with a bottle of lip-pursingly cheap champagne that has caught their director's attention.</w:t>
         <w:br/>
-        <w:t>That is Queens as in Flushing, which also may be appropriate given the battering Mrs. Reagan's reputation has taken, with suggestions that she remade herself, obscuring her humble origins with more glamorous myths.</w:t>
+        <w:t>"That's a funny picture -- your two faces together," says Stan Daniels, the director, framing the air to simulate a camera lens. "Hold it there for a minute so I can get you in one shot."The actors dutifully shove their grimacing faces together for an extra beat or two.</w:t>
         <w:br/>
-        <w:t>A copy of Mrs. Reagan's birth certificate, which opens the first chapter of an unflattering and gossipy biography of the former First Lady, shows that she was born Anne Frances Robbins on July 6, 1921, to Edith and Kenneth Seymour Robbins, of 417 Amity Street in Flushing.</w:t>
+        <w:t>To anyone familiar with network sitcoms, Mr. Daniels's camera-savvy direction is yawningly obvious. This is, after all, a rehearsal for an episode of "Roc," the new Fox series on Sunday nights at 8:30.</w:t>
         <w:br/>
-        <w:t>Amity Street's name was changed in 1922 to Roosevelt Avenue, after President Theodore Roosevelt. The house still stands in mid-block at 149-40 Roosevelt Avenue.</w:t>
+        <w:t>The half-hour situation comedy about a working-class black family is produced by HBO Independent Productions, the new television production arm of Home Box Office. The show is the latest creation of Mr. Daniels, an acclaimed television writer and director whose credits include "Taxi" and "The Mary Tyler Moore Show." But for Mr. Dutton and Ms. Joyce, classically trained stage actors, this emphasis on laugh-provoking visuals is relatively new territory.</w:t>
         <w:br/>
-        <w:t>Nothing much distinguishes the two-story house, with its green aluminum siding, tidy front porch and cinder-block barbecue pit in the back, as the first home of someone who would eventually live in the White House. The working-class families now living in the area certainly had no inkling of the house's claim to celebrity.</w:t>
+        <w:t>The series is exploring new territory in other respects; it is a show about a black family created in an era far different from that in which "The Cosby Show" emerged, less than a decade ago.</w:t>
         <w:br/>
-        <w:t>"Maybe they can make the house a national shrine," said Mario Terezza, a local barber.</w:t>
+        <w:t>"Roc" was developed for Mr. Dutton, perhaps best known to audiences for his starring roles in two August Wilson dramas -- the Broadway productions of "Ma Rainey's Black Bottom" (1984) and "The Piano Lesson" (1990).</w:t>
         <w:br/>
-        <w:t>Luis Caso, an optician who bought the house 10 years ago and rents it to families, thought he could offer it to the Reagans as the site of a museum. Francesco Ciardullo, one of the current tenants, would rather stay put, but he was not against landmarking the structure.</w:t>
+        <w:t>Set in Baltimore in a modest inner-city apartment furnished with secondhand furniture, African masks and framed portraits of Malcolm X, "Roc" is the story of the Emerson family -- Roc, a hard-working garbage collector (played by Mr. Dutton); his wife Eleanor, a night nurse (played by Ms. Joyce); Joey, his cocky, out-of-work musician brother (played by Rocky Carroll) and Andrew, his outspoken retired father (played by Carl Gordon). The initial 13 episodes range from the overtly comedic, such as the hotel-room scene being rehearsed this afternoon, to more dramatic, even political, stories. One episode raises the issue of affirmative action.</w:t>
+        <w:br/>
+        <w:t>"This isn't Shakespeare and it's not August Wilson," says Mr. Dutton, who had initially envisioned "Roc" as a remake of "The Honeymooners," the popular 1960's comedy series starring Jackie Gleason. "But we are showing the reality of black American life and culture. Even though it is a comedy, we want the show to have an edge."</w:t>
+        <w:br/>
+        <w:t>Although its audience has been growing, "Roc" has a long way to go before qualifying as a hit; in the first week of September it was the 45th-ranked show out of 90. But the reviews have been positive; Walter Goodman of The Times wrote: "The characters are likably quirky; the performances good. And although the situations are setups, they allow for funny cracks along the way."</w:t>
+        <w:br/>
+        <w:t>It was Mr. Dutton's performance in "The Piano Lesson" that led directly to this series. Mr. Daniels had seen Mr. Dutton on Broadway last winter and was introduced to the actor at the request of HBO, which had just signed Mr. Dutton to a five-year contract. "There was something in him that struck me as unique," says Mr. Daniels. "I thought, 'Here is someone who could do something worthwhile on television.' "</w:t>
+        <w:br/>
+        <w:t>Mr. Daniels conceived of the show's premise as well as the protagonist's occupation as garbage collector (which, coincidentally, is the occupation of the central character of an earlier August Wilson play, "Fences"). Mr. Dutton was instrumental in hiring the series' cast -- all veteran stage actors -- including several cast members from "The Piano Lesson."</w:t>
+        <w:br/>
+        <w:t>"I wanted to work with stage actors who still had their acting muscles and who would challenge me," says Mr. Dutton.</w:t>
+        <w:br/>
+        <w:t>"Roc" is one of the few sitcoms about a black American family since "The Cosby Show" began in 1984.  That decade has seen the arrival of Spike Lee and several black Hollywood directors as well as the advent of "In Living Color," Fox's hit comedy show that satirizes racial stereotypes and has attracted a large black viewership. For the creators of "Roc," such changes in the nation's cultural fabric have widened the parameters of television programming.</w:t>
+        <w:br/>
+        <w:t>"We don't have to make nice between the races anymore," says Mr. Daniels. "The atmosphere has been prepared for us by Spike Lee and the other black directors. People are more willing to talk about race honestly. You can have a broader selection of issues and reactions."</w:t>
+        <w:br/>
+        <w:t>Series executives as well as the show's creative team, however, are divided over exactly where to position "Roc" within the spectrum defined by the mainstream "Cosby Show" and the more provocative "In Living Color." Although "Roc" is performed with an all-black cast and holds the prized time slot immediately after "In Living Color," the series has been created by a group of largely white writers -- Mr. Daniels and the show's executive producers, Brian Pollack and Mert Rich, who had previously written for the hit comedy series "Cheers."</w:t>
+        <w:br/>
+        <w:t>"We don't think of this as a 'black show,' " says Mr. Pollack, who, with Mr. Rich, oversees a team of six writers, only two of whom are black. "It's a comedy where the humor comes from the characters and not the situation. Many of the recent episodes could have conceivably been played by a white cast."</w:t>
+        <w:br/>
+        <w:t>Adds Jeff Chernin, president of the Fox Broadcast Entertainment Group: "We don't see 'Roc' as having the same audience as 'Living Color.' Most of the so-called black shows have been fairly silly. We simply thought that no one was dealing with the realities of working-class life -- black or white -- on television."</w:t>
+        <w:br/>
+        <w:t>Mr. Daniels, however, characterizes "Roc" as "a metaphor for black rage."</w:t>
+        <w:br/>
+        <w:t>"This is a man who buys into the American dream, who works hard and saves," he says. "At the same time he is still a garbage man whose wife has to work nights, his brother is out of work and he's got a father to support. He is weighed down by all these things. He is a frustrated black man, and that can be frightening to white America."</w:t>
+        <w:br/>
+        <w:t>Says Rocky Carroll, who appeared with Mr. Dutton in "The Piano Lesson": "We don't have to paint the walls red, green and black to say this is a black show. There are definitely cultural things in it. I know there are people out there who will criticize us for not being black enough or eating enough barbecue on this show. But we aren't trying to do a politically correct or coded show so that you have to be black to get it."</w:t>
+        <w:br/>
+        <w:t>Mr. Dutton says he "is not trying to do battle with the industry" with his first series. "No black show has exclusively black writers -- that is just not the way of Hollywood. But if we are successful I'm not going to sit around and let the show stay all white. I think we need more black writers and more women." Meanwhile, he says, "the controversy will come from the dramatics of the show, from the acting."</w:t>
+        <w:br/>
+        <w:t>Says Mr. Daniels: "White Jewish writers writing for blacks? I have no answer there. Where do you stop writing? For people not your race? Your gender? Your creed? I sat down to write a show for actors."</w:t>
         <w:br/>
         <w:t xml:space="preserve"> </w:t>
         <w:br/>
-        <w:t>'I'm Very Surprised'</w:t>
-        <w:br/>
-        <w:t xml:space="preserve"> Mr. Ciardullo, who lives on the first floor with his wife, Ana, was dumbstruck by the revelation.</w:t>
-        <w:br/>
-        <w:t>"I'm very surprised," he said, sipping a demitasse of espresso.</w:t>
-        <w:br/>
-        <w:t>Mr. Ciardullo is a former president himself -- of the Sunnyside South American Lions Club. He is a construction manager, which came in handy when he first rented the worn-down property four years ago.</w:t>
-        <w:br/>
-        <w:t>The house, which was first described in "Nancy Reagan, the Unauthorized Biography" by Kitty Kelley, was found using atlases of Queens kept at the Topographical Records Room in the Office of the Queens Borough President. A search of deeds at the Queens City Registrar's Office showed that the house was built in 1901.</w:t>
-        <w:br/>
-        <w:t>Mrs. Reagan only spent two years there, according to the biography, before her mother sent her to live with relatives in Bethesda, Md., in 1923, while Mrs. Robbins pursued an acting career. About the same time, Mr. Robbins, whose employment has been listed as a salesman, separated from his wife and returned to Massachusetts.</w:t>
+        <w:t xml:space="preserve"> </w:t>
         <w:br/>
         <w:t xml:space="preserve"> </w:t>
         <w:br/>
-        <w:t>One's Modest, the Other Isn't</w:t>
+        <w:t>ON A ROLL</w:t>
         <w:br/>
-        <w:t xml:space="preserve"> "If she stayed as modest as her origins, simple, she should be a good person," Francesco Ciardullo said.</w:t>
+        <w:t xml:space="preserve"> For Charles Dutton, the new Fox comedy series "Roc" is the most visible aspect of an increasingly visible career.</w:t>
         <w:br/>
-        <w:t>His cousin, Franco Veraldi, sat nearby and interrupted him. "The house is modest," he said. "She, lamentably, is not."</w:t>
+        <w:t>A former member of the Black Panthers who served a sentence for manslaughter before enrolling in the Yale University School of Drama in the late 1970's, Mr. Dutton first came to attention in the 1984 Broadway production of "Ma Rainey's Black Bottom," by August Wilson. Critics and Hollywood took notice of his humorously volatile performance, and he was flown to Los Angeles to audition for the villain's role in the 1985 Arnold Schwarzenegger film, "Commando."</w:t>
         <w:br/>
-        <w:t>Mr. Ciardullo's son, Ruben, said he found some documents bearing the name of someone named Robbins when he was rooting through the dusty attic during the renovations. Not realizing their significance, he tossed them, along with other castoffs, into one of three large Dumpsters used to cart off decades of junk.</w:t>
+        <w:t>Mr. Dutton elected to stay with the play, and for the next several years he divided his time between regional theater, Broadway and Hollywood, playing small roles in such films as " 'Crocodile' Dundee II" and Sidney Lumet's "Q and A."</w:t>
         <w:br/>
-        <w:t>The book, which Mr. Reagan has denounced as filled with lies, describes the area as "a poor section of Flushing, Queens." But Vincent Seyfried, a historian who has written extensively about the borough, said 1920's Flushing was "by no means" poor.</w:t>
+        <w:t>Now the 40-year-old actor is starring as a garbage collector in "Roc" while awaiting the release of three films finished earlier this year -- "Aliens 3," the 1992 anticipated blockbuster starring Sigourney Weaver; "Pretty Hattie's Baby," starring Alfre Woodard, and "Mississippi Masala," with Denzel Washington. Mr. Dutton is also negotiating with the director Spike Lee over a role in his next film, "Malcolm X," and with Mr. Wilson for the lead in a new play, which is expected to have a workshop production next summer.</w:t>
         <w:br/>
-        <w:t xml:space="preserve"> </w:t>
-        <w:br/>
-        <w:t>A Cosmopolitan Community</w:t>
-        <w:br/>
-        <w:t xml:space="preserve"> "It's malice to say that," said Mr. Seyfried, who is the vice president of the Queens Historical Society. "It was a good enough neighborhood that the first apartment house in Flushing was built nearby. It was a perfectly nice residential street, like most of the ones in Flushing at that time."</w:t>
-        <w:br/>
-        <w:t>These days, Flushing's residents boast of a cosmopolitan community, given the influx of Koreans, Chinese and Hispanic immigrants. Near where Mrs. Reagan lived, the streets are lined with red-brick row houses and businesses like Mario's Barbershop, Ben Hur Tae Kwon Do, Dong Yong Ceramics and Beplat's Hardware, although Koreans now own the store.</w:t>
-        <w:br/>
-        <w:t>Mrs. Reagan's upper-class image and tastes probably would not prompt her to consider returning to the area, said Regina Colletta, district manager of Community Board 7, which includes Flushing.</w:t>
-        <w:br/>
-        <w:t>"This is a down-to-earth, tell-it-like-it-is community," she said. "To tell you the truth, there really is not too much in the way of fancy."</w:t>
-        <w:br/>
-        <w:t xml:space="preserve"> </w:t>
-        <w:br/>
-        <w:t>Riding in Kissena Park</w:t>
-        <w:br/>
-        <w:t xml:space="preserve"> But Mrs. Colletta, being a booster after all, said the Reagans could indulge some of their pastimes in Queens.</w:t>
-        <w:br/>
-        <w:t>"For her size, there are loads of shops in some of our Asian stores which carry high-class merchandise," she said in response to Mrs. Reagan's penchant for haute couture. "These Asian stores specialize in small sizes."</w:t>
-        <w:br/>
-        <w:t>Mr. Reagan could even pursue his passion for horses. "Nobody owns a horse around here, but he could rent a horse and ride around the bridle paths in Kissena Park."</w:t>
-        <w:br/>
-        <w:t>Although it is a Democratic stronghold, residents of the area were not all quick to condemn Mrs. Reagan. "Everybody has his ups and downs," said Dominick Perron, who has lived in the area for 38 years. "You can't be 100 percent perfect."</w:t>
-        <w:br/>
-        <w:t>At the 'Round the Corner Bar, steps away from Mrs. Reagan's former home, the criticism of Mrs. Reagan was flowing as readily as the draft beer.</w:t>
-        <w:br/>
-        <w:t>"What upset me were the Valentino suits when women around here couldn't go to the five-dollar stores," said Barbara Torti, the cook at the bar. "She could have been a little more subdued."</w:t>
-        <w:br/>
-        <w:t>Linda Wilson, the barmaid, was anything but subdued in her criticisms. "I never had a high opinion of her," she said. "She came across as a manipulative woman."</w:t>
-        <w:br/>
-        <w:t>Ms. Wilson's employer, Michael McCann thought the house's claim to fame would double its worth. "Can we up the price of drinks?" he wondered.</w:t>
-        <w:br/>
-        <w:t>"We'll do a Nancy Reagan special drink," chirped Ms. Wilson. "It'll be way too sweet and saccharine. You'll have to spit it out."</w:t>
-        <w:br/>
-        <w:t>The Ciardullos, however, were more accommodating, saying they would love to welcome Mrs. Reagan home with a hearty, traditional Argentine meal of spicy red chorizo sausage and roasted meats.</w:t>
-        <w:br/>
-        <w:t>"It would be interesting to know what she thought about here," Francesco Ciardullo said. "I would like to meet her because of this experience. Maybe I could ask her for something. A good pension and a simple property that I could pay for easily."</w:t>
+        <w:t>For Mr. Dutton, however, "Roc" may be the most crucial of these projects -- a possible hit series that could lead to more clout in Hollywood.</w:t>
         <w:br/>
         <w:br/>
         <w:t>Graphic</w:t>
@@ -133,7 +117,7 @@
         <w:br/>
         <w:t xml:space="preserve"> </w:t>
         <w:br/>
-        <w:t>Photos: When she was born in 1921, Nancy Reagan's parents lived in this house, described in Kitty Kelley's unflattering biography as situated in "a poor section of Flushing, Queens." Mrs. Reagan's present home is on 1 1/4 acres in Bel Air, Calif. (Chester Higgins Jr./The New York Times)</w:t>
+        <w:t>Photo: The cast of the new sitcom "Roc": Rocky Carroll, top left, Carl Gordon, top right, Charles Dutton, seated, and Ella Joyce-- exploring territory pioneered by Spike Lee and "In Living Color" (Timothy White/Fox)</w:t>
       </w:r>
     </w:p>
     <w:sectPr>

--- a/example_articles/states/Maryland/1.states_Maryland_New_York_Times.docx
+++ b/example_articles/states/Maryland/1.states_Maryland_New_York_Times.docx
@@ -7,7 +7,7 @@
         <w:pStyle w:val="Heading1"/>
       </w:pPr>
       <w:r>
-        <w:t>Alumni of 'Taxi' And 'Piano Lesson' Team Up for 'Roc'</w:t>
+        <w:t>Refugees Discover 2 Americas: One That Hates, and One That Heals</w:t>
       </w:r>
     </w:p>
     <w:p>
@@ -17,17 +17,17 @@
     </w:p>
     <w:p>
       <w:r>
-        <w:t>Date: 1991-09-22</w:t>
+        <w:t>Date: 2016-11-14</w:t>
       </w:r>
     </w:p>
     <w:p>
       <w:r>
-        <w:t>Section: Section 2;; Section 2; Page 32; Column 1; Arts &amp; Leisure Desk; Column 1;</w:t>
+        <w:t>Section: US</w:t>
       </w:r>
     </w:p>
     <w:p>
       <w:r>
-        <w:t>Source file: NYT/38.DOCX</w:t>
+        <w:t>Source file: NYT/29.DOCX</w:t>
       </w:r>
     </w:p>
     <w:p>
@@ -49,75 +49,85 @@
     </w:p>
     <w:p>
       <w:r>
-        <w:t>On a cavernous Hollywood sound stage, two actors, scripts in hand, run through their lines for their director. Charles Dutton and Ella Joyce are playing a husband and wife holed up in a hotel room for a romantic weekend, and there is some business with a bottle of lip-pursingly cheap champagne that has caught their director's attention.</w:t>
+        <w:t>DUNDALK, Md. - Ra'ad and Hutham Lalqaraghuli are no longer sure which America they're a part of.</w:t>
         <w:br/>
-        <w:t>"That's a funny picture -- your two faces together," says Stan Daniels, the director, framing the air to simulate a camera lens. "Hold it there for a minute so I can get you in one shot."The actors dutifully shove their grimacing faces together for an extra beat or two.</w:t>
+        <w:t>Is it the hateful country they confronted a few weeks before the presidential election, when someone left a note at their door that said, "Terrorist Leave no one wants you here"?</w:t>
         <w:br/>
-        <w:t>To anyone familiar with network sitcoms, Mr. Daniels's camera-savvy direction is yawningly obvious. This is, after all, a rehearsal for an episode of "Roc," the new Fox series on Sunday nights at 8:30.</w:t>
+        <w:t>Or is it the generous country of welcoming strangers who heard about their ordeal and showered them with gifts and cards with positive messages?</w:t>
         <w:br/>
-        <w:t>The half-hour situation comedy about a working-class black family is produced by HBO Independent Productions, the new television production arm of Home Box Office. The show is the latest creation of Mr. Daniels, an acclaimed television writer and director whose credits include "Taxi" and "The Mary Tyler Moore Show." But for Mr. Dutton and Ms. Joyce, classically trained stage actors, this emphasis on laugh-provoking visuals is relatively new territory.</w:t>
+        <w:t>The victory of President-elect Donald J. Trump has intensified their whiplash. After a year in the Maryland suburbs, having arrived with their four children as refugees from Iraq, they find themselves comparing the threats they fled with those that might still emerge.</w:t>
         <w:br/>
-        <w:t>The series is exploring new territory in other respects; it is a show about a black family created in an era far different from that in which "The Cosby Show" emerged, less than a decade ago.</w:t>
+        <w:t>They did not sleep on election night after watching television coverage of the results.</w:t>
         <w:br/>
-        <w:t>"Roc" was developed for Mr. Dutton, perhaps best known to audiences for his starring roles in two August Wilson dramas -- the Broadway productions of "Ma Rainey's Black Bottom" (1984) and "The Piano Lesson" (1990).</w:t>
+        <w:t>They are "very afraid and worried," Mr. Lalqaraghuli said on Wednesday. "We don't know what this will mean."</w:t>
         <w:br/>
-        <w:t>Set in Baltimore in a modest inner-city apartment furnished with secondhand furniture, African masks and framed portraits of Malcolm X, "Roc" is the story of the Emerson family -- Roc, a hard-working garbage collector (played by Mr. Dutton); his wife Eleanor, a night nurse (played by Ms. Joyce); Joey, his cocky, out-of-work musician brother (played by Rocky Carroll) and Andrew, his outspoken retired father (played by Carl Gordon). The initial 13 episodes range from the overtly comedic, such as the hotel-room scene being rehearsed this afternoon, to more dramatic, even political, stories. One episode raises the issue of affirmative action.</w:t>
+        <w:t>Their confusion, and the divided response to the family's presence here, mirrors the experience of many other refugee families and Muslim Americans. In the past week, even as advocates report a steep rise in attacks and acts of intimidation against blacks, Muslims and immigrants - and on women wearing hijabs - many of those episodes have been followed by public acts of support and solidarity.</w:t>
         <w:br/>
-        <w:t>"This isn't Shakespeare and it's not August Wilson," says Mr. Dutton, who had initially envisioned "Roc" as a remake of "The Honeymooners," the popular 1960's comedy series starring Jackie Gleason. "But we are showing the reality of black American life and culture. Even though it is a comedy, we want the show to have an edge."</w:t>
+        <w:t>At Baylor University in Waco, Tex., hundreds of students and faculty members walked to class with Natasha Nkhama, a black student, after a friend posted a video of her describing an episode in which she was called a racial slur and forced off a sidewalk by someone who said, "I'm just trying to make America great again."</w:t>
         <w:br/>
-        <w:t>Although its audience has been growing, "Roc" has a long way to go before qualifying as a hit; in the first week of September it was the 45th-ranked show out of 90. But the reviews have been positive; Walter Goodman of The Times wrote: "The characters are likably quirky; the performances good. And although the situations are setups, they allow for funny cracks along the way."</w:t>
+        <w:t>In Georgia, Mairah Teli, a Muslim teacher at Dacula High School, posted a photograph of an anonymous note she received on Friday that said she should "tie" her head scarf around her neck and "hang yourself with it."</w:t>
         <w:br/>
-        <w:t>It was Mr. Dutton's performance in "The Piano Lesson" that led directly to this series. Mr. Daniels had seen Mr. Dutton on Broadway last winter and was introduced to the actor at the request of HBO, which had just signed Mr. Dutton to a five-year contract. "There was something in him that struck me as unique," says Mr. Daniels. "I thought, 'Here is someone who could do something worthwhile on television.' "</w:t>
+        <w:t>A day later, she wrote in another Facebook post: "I am overwhelmed and deeply touched by all of the outcry and support that I have received in the past 24 hours. I can't even begin to articulate how touched I am to be receiving messages from all over the country with your support."</w:t>
         <w:br/>
-        <w:t>Mr. Daniels conceived of the show's premise as well as the protagonist's occupation as garbage collector (which, coincidentally, is the occupation of the central character of an earlier August Wilson play, "Fences"). Mr. Dutton was instrumental in hiring the series' cast -- all veteran stage actors -- including several cast members from "The Piano Lesson."</w:t>
+        <w:t>Acts of hate and intimidation, according to the Southern Poverty Law Center, occurred across the country during the campaign, and have increased significantly since Mr. Trump was declared the president-elect. But the back and forth between acceptance and rejection can be particularly confusing for new arrivals like the Lalqaraghulis.</w:t>
         <w:br/>
-        <w:t>"I wanted to work with stage actors who still had their acting muscles and who would challenge me," says Mr. Dutton.</w:t>
+        <w:t>Their new home of Dundalk is an inner-ring suburb of Baltimore, one of the many working-class communities where the nation's battles over identity have become most intense. It was once a lively hub of workers filing into plants for Bethlehem Steel, General Motors and other manufacturing giants. Now it is dominated by strip malls.</w:t>
         <w:br/>
-        <w:t>"Roc" is one of the few sitcoms about a black American family since "The Cosby Show" began in 1984.  That decade has seen the arrival of Spike Lee and several black Hollywood directors as well as the advent of "In Living Color," Fox's hit comedy show that satirizes racial stereotypes and has attracted a large black viewership. For the creators of "Roc," such changes in the nation's cultural fabric have widened the parameters of television programming.</w:t>
+        <w:t>Ra'ad Lalqaraghuli said he was initially eager to call it home.</w:t>
         <w:br/>
-        <w:t>"We don't have to make nice between the races anymore," says Mr. Daniels. "The atmosphere has been prepared for us by Spike Lee and the other black directors. People are more willing to talk about race honestly. You can have a broader selection of issues and reactions."</w:t>
+        <w:t>"When I arrived in America, I was so happy," Mr. Lalqaraghuli, 43, said. "It's my dream country for my children."</w:t>
         <w:br/>
-        <w:t>Series executives as well as the show's creative team, however, are divided over exactly where to position "Roc" within the spectrum defined by the mainstream "Cosby Show" and the more provocative "In Living Color." Although "Roc" is performed with an all-black cast and holds the prized time slot immediately after "In Living Color," the series has been created by a group of largely white writers -- Mr. Daniels and the show's executive producers, Brian Pollack and Mert Rich, who had previously written for the hit comedy series "Cheers."</w:t>
+        <w:t>He'd had experiences with Americans before. A graduate of Mosul University, in 2004 he began working as a group engineer for American contractors and the United States Army Corps of Engineers to help rebuild his country after the American invasion.</w:t>
         <w:br/>
-        <w:t>"We don't think of this as a 'black show,' " says Mr. Pollack, who, with Mr. Rich, oversees a team of six writers, only two of whom are black. "It's a comedy where the humor comes from the characters and not the situation. Many of the recent episodes could have conceivably been played by a white cast."</w:t>
+        <w:t>A promotion to project manager in 2009 led to his overseeing the construction of water treatment plants and several schools in Baghdad and two cities south of the capital, Nasiriya and Basra.</w:t>
         <w:br/>
-        <w:t>Adds Jeff Chernin, president of the Fox Broadcast Entertainment Group: "We don't see 'Roc' as having the same audience as 'Living Color.' Most of the so-called black shows have been fairly silly. We simply thought that no one was dealing with the realities of working-class life -- black or white -- on television."</w:t>
+        <w:t>But his work for the Americans also brought him unwanted attention from terrorist groups. He spent one winter sleeping outside in the forest, to keep himself hidden, while his wife and children stayed with her family.</w:t>
         <w:br/>
-        <w:t>Mr. Daniels, however, characterizes "Roc" as "a metaphor for black rage."</w:t>
+        <w:t>Militants from the Islamic State abducted two of his younger brothers and one older brother instead. "They said, 'In exchange for you, we'll give them back.'" He and his father didn't believe them, and the three brothers were killed.</w:t>
         <w:br/>
-        <w:t>"This is a man who buys into the American dream, who works hard and saves," he says. "At the same time he is still a garbage man whose wife has to work nights, his brother is out of work and he's got a father to support. He is weighed down by all these things. He is a frustrated black man, and that can be frightening to white America."</w:t>
+        <w:t>His work on behalf of the United States government made him and his family eligible for humanitarian protection under special immigrant visas.</w:t>
         <w:br/>
-        <w:t>Says Rocky Carroll, who appeared with Mr. Dutton in "The Piano Lesson": "We don't have to paint the walls red, green and black to say this is a black show. There are definitely cultural things in it. I know there are people out there who will criticize us for not being black enough or eating enough barbecue on this show. But we aren't trying to do a politically correct or coded show so that you have to be black to get it."</w:t>
+        <w:t>Lawyers in New York supported his application, and he received approval quickly. Then, last year, a militia bombed the family home.</w:t>
         <w:br/>
-        <w:t>Mr. Dutton says he "is not trying to do battle with the industry" with his first series. "No black show has exclusively black writers -- that is just not the way of Hollywood. But if we are successful I'm not going to sit around and let the show stay all white. I think we need more black writers and more women." Meanwhile, he says, "the controversy will come from the dramatics of the show, from the acting."</w:t>
+        <w:t>"I lost everything," Mr. Lalqaraghuli said.</w:t>
         <w:br/>
-        <w:t>Says Mr. Daniels: "White Jewish writers writing for blacks? I have no answer there. Where do you stop writing? For people not your race? Your gender? Your creed? I sat down to write a show for actors."</w:t>
+        <w:t>At the Baghdad airport, heading to the United States, he still worried that he was being followed. All he had was his plane ticket, his passport, $100, and his wife and four children.</w:t>
         <w:br/>
-        <w:t xml:space="preserve"> </w:t>
+        <w:t>Betsy Fisher, the deputy policy director of the New York-based International Refugee Assistance Project, which resettled the family, said she was dismayed to learn of its newfound anxiety, especially after the many attempts on Mr. Lalqaraghuli's life for several years by different groups in Iraq.</w:t>
         <w:br/>
-        <w:t xml:space="preserve"> </w:t>
+        <w:t>"The people who enter this country as refugees are fleeing from terrorism," she said. "They cannot live in a place with violence."</w:t>
         <w:br/>
-        <w:t xml:space="preserve"> </w:t>
+        <w:t>She added of the message posted on the family's door, "Not only is a note like this horrifying, it should be deeply embarrassing for every American that this family was threatened, because the reason they are in this country is because he was of service to our country."</w:t>
         <w:br/>
-        <w:t>ON A ROLL</w:t>
+        <w:t>Advocates - like the Council on American-Islamic Relations, which is helping the family - say that many refugee families are reluctant to come forward when they become victims of hate crimes because they fear a greater backlash.</w:t>
         <w:br/>
-        <w:t xml:space="preserve"> For Charles Dutton, the new Fox comedy series "Roc" is the most visible aspect of an increasingly visible career.</w:t>
+        <w:t>But after the note appeared - with a crude drawing of a woman in a hijab - Mr. Lalqaraghuli notified the police, telling an officer in the neighborhood who happened to be on a foot patrol near his apartment.</w:t>
         <w:br/>
-        <w:t>A former member of the Black Panthers who served a sentence for manslaughter before enrolling in the Yale University School of Drama in the late 1970's, Mr. Dutton first came to attention in the 1984 Broadway production of "Ma Rainey's Black Bottom," by August Wilson. Critics and Hollywood took notice of his humorously volatile performance, and he was flown to Los Angeles to audition for the villain's role in the 1985 Arnold Schwarzenegger film, "Commando."</w:t>
+        <w:t>The police said that the note had been written by a 14-year-old neighbor, and that officers had talked to her and her parents but determined that no crime had been committed.</w:t>
         <w:br/>
-        <w:t>Mr. Dutton elected to stay with the play, and for the next several years he divided his time between regional theater, Broadway and Hollywood, playing small roles in such films as " 'Crocodile' Dundee II" and Sidney Lumet's "Q and A."</w:t>
+        <w:t>The neighbor's family did not respond to a message requesting comment.</w:t>
         <w:br/>
-        <w:t>Now the 40-year-old actor is starring as a garbage collector in "Roc" while awaiting the release of three films finished earlier this year -- "Aliens 3," the 1992 anticipated blockbuster starring Sigourney Weaver; "Pretty Hattie's Baby," starring Alfre Woodard, and "Mississippi Masala," with Denzel Washington. Mr. Dutton is also negotiating with the director Spike Lee over a role in his next film, "Malcolm X," and with Mr. Wilson for the lead in a new play, which is expected to have a workshop production next summer.</w:t>
+        <w:t>Criminal or not, the episode was enough to stir up a response - an effort to counter intolerance.</w:t>
         <w:br/>
-        <w:t>For Mr. Dutton, however, "Roc" may be the most crucial of these projects -- a possible hit series that could lead to more clout in Hollywood.</w:t>
+        <w:t>Alta Haywood, a retired teacher who lives in Perry Hall, Md., sent the family a towering fruit basket and included a note that read in part, "I sincerely hope that other people in the area show you that they can be kind and accepting."</w:t>
         <w:br/>
+        <w:t>Another gift-giver, Dr. Lindsay Fitch, said the news of what had happened to the family "just grabbed me more personally." While talking to her two children about it, she said, she decided to send the family the most American of welcomes: a home-baked apple pie and a pumpkin pie.</w:t>
         <w:br/>
-        <w:t>Graphic</w:t>
+        <w:t>Included in her card were a photograph of her family and an invitation to have their families get together. "I wanted to welcome you to the Baltimore area," she wrote. "There are a lot of people here who want to welcome you with open arms. Hopefully, you'll find that welcome. Remember us when you encounter ugliness."</w:t>
         <w:br/>
+        <w:t>Mr. Lalqaraghuli, who works as a driver, said he greatly appreciated the outpouring of support.</w:t>
         <w:br/>
-        <w:t xml:space="preserve"> </w:t>
+        <w:t>But after Mr. Trump's victory, he said, it is hard to trust that acceptance will emerge as the country's dominant force.</w:t>
         <w:br/>
-        <w:t>Photo: The cast of the new sitcom "Roc": Rocky Carroll, top left, Carl Gordon, top right, Charles Dutton, seated, and Ella Joyce-- exploring territory pioneered by Spike Lee and "In Living Color" (Timothy White/Fox)</w:t>
+        <w:t>He missed two weeks of work after the note was left, because, he said, his children felt safer when he was around. His youngest, Abdullah, 5, no longer sleeps in his own room. He joins his parents instead.</w:t>
+        <w:br/>
+        <w:t>"Because he sees when militias come to my home, they come with the weapons," Mr. Lalqaraghuli said.</w:t>
+        <w:br/>
+        <w:t>He was referring to their life in Baghdad. But as soon as possible, he said, his family will be looking to move out of Dundalk and start fresh in another town or state.</w:t>
+        <w:br/>
+        <w:t>Follow Adeel Hassan on Twitter @adeelnyt.</w:t>
+        <w:br/>
+        <w:t>PHOTOS: Ra'ad Lalqaraghuli and his 5- year-old son in Dundalk, Md. (A1); Hutham Lalqaraghuli and her daughter Fatima, 11, at their home in Dundalk, Md., in October. The family has received both threats and welcomes since arriving from Iraq. (PHOTOGRAPHS BY GABRIELLA DEMCZUK FOR THE NEW YORK TIMES) (A19)</w:t>
       </w:r>
     </w:p>
     <w:sectPr>
